--- a/Labs/Lab1/report.docx
+++ b/Labs/Lab1/report.docx
@@ -361,6 +361,7 @@
       <w:pPr>
         <w:pStyle w:val="3"/>
       </w:pPr>
+      <w:bookmarkStart w:id="0" w:name="_GoBack"/>
       <w:r>
         <w:drawing>
           <wp:inline distT="0" distB="0" distL="114300" distR="114300">
@@ -404,6 +405,7 @@
           </wp:inline>
         </w:drawing>
       </w:r>
+      <w:bookmarkEnd w:id="0"/>
     </w:p>
     <w:p>
       <w:pPr>
@@ -486,8 +488,6 @@
         </w:rPr>
         <w:t>Julia.</w:t>
       </w:r>
-      <w:bookmarkStart w:id="0" w:name="_GoBack"/>
-      <w:bookmarkEnd w:id="0"/>
     </w:p>
     <w:p/>
     <w:sectPr>
